--- a/corpus/synthetic/field-display__026.docx
+++ b/corpus/synthetic/field-display__026.docx
@@ -3,23 +3,41 @@
 <w:document xmlns:w="http://schemas.openxmlformats.org/wordprocessingml/2006/main" xmlns:r="http://schemas.openxmlformats.org/officeDocument/2006/relationships" xmlns:wp="http://schemas.openxmlformats.org/drawingml/2006/wordprocessingDrawing" xmlns:a="http://schemas.openxmlformats.org/drawingml/2006/main" xmlns:pic="http://schemas.openxmlformats.org/drawingml/2006/picture" xmlns:m="http://schemas.openxmlformats.org/officeDocument/2006/math">
   <w:body>
     <w:p>
+      <w:pPr>
+        <w:pStyle w:val="TOC1"/>
+      </w:pPr>
       <w:r>
+        <w:rPr>
+          <w:sz w:val="32"/>
+        </w:rPr>
         <w:fldChar w:fldCharType="begin"/>
       </w:r>
       <w:r>
-        <w:instrText xml:space="preserve"> INCLUDEPICTURE "/tmp/x.jpeg" \* MERGEFORMATINET </w:instrText>
+        <w:rPr>
+          <w:sz w:val="32"/>
+        </w:rPr>
+        <w:instrText xml:space="preserve"> TOC \o "1-2" </w:instrText>
+      </w:r>
+      <w:r>
+        <w:rPr>
+          <w:sz w:val="32"/>
+        </w:rPr>
+        <w:fldChar w:fldCharType="separate"/>
+      </w:r>
+      <w:r>
+        <w:rPr>
+          <w:sz w:val="21"/>
+        </w:rPr>
+        <w:t>Chapter One</w:t>
+      </w:r>
+      <w:r>
+        <w:tab/>
+      </w:r>
+      <w:r>
+        <w:t>3</w:t>
       </w:r>
       <w:r>
         <w:fldChar w:fldCharType="end"/>
-      </w:r>
-      <w:r>
-        <w:rPr>
-          <w:sz w:val="96"/>
-        </w:rPr>
-        <w:t>L</w:t>
-      </w:r>
-      <w:r>
-        <w:t>ight. Living give. Rule grass light.</w:t>
       </w:r>
     </w:p>
     <w:sectPr>
